--- a/output/summary/impression/FederatedGqlBrakDown-impression.docx
+++ b/output/summary/impression/FederatedGqlBrakDown-impression.docx
@@ -192,7 +192,7 @@
           <w:color w:val="444444"/>
           <w:sz w:val="18"/>
         </w:rPr>
-        <w:t xml:space="preserve">   |   Generated: 2026-07-07</w:t>
+        <w:t xml:space="preserve">   |   Generated: 2026-07-15</w:t>
       </w:r>
     </w:p>
     <w:p>
@@ -351,7 +351,7 @@
           <w:color w:val="373737"/>
           <w:sz w:val="20"/>
         </w:rPr>
-        <w:t xml:space="preserve"> the current code obtains a per-product capability token via ACL; </w:t>
+        <w:t xml:space="preserve"> the current code obtains a per-product capability token via ACL; Per the program-level working decision, </w:t>
       </w:r>
       <w:r>
         <w:rPr>
@@ -359,14 +359,28 @@
           <w:color w:val="373737"/>
           <w:sz w:val="20"/>
         </w:rPr>
-        <w:t>ACL is ignored in the DGS implementation</w:t>
+        <w:t>the DGS layer carries no ACL plumbing story</w:t>
       </w:r>
       <w:r>
         <w:rPr>
           <w:color w:val="373737"/>
           <w:sz w:val="20"/>
         </w:rPr>
-        <w:t xml:space="preserve"> (no ACL story) — noted for context only.</w:t>
+        <w:t xml:space="preserve"> — each domain service performs its own access control; scenario ADRs (</w:t>
+      </w:r>
+      <w:r>
+        <w:rPr>
+          <w:rFonts w:ascii="Courier New" w:hAnsi="Courier New"/>
+          <w:sz w:val="20"/>
+        </w:rPr>
+        <w:t>complexStories/*/02-adr-noacl-*.md</w:t>
+      </w:r>
+      <w:r>
+        <w:rPr>
+          <w:color w:val="373737"/>
+          <w:sz w:val="20"/>
+        </w:rPr>
+        <w:t>) record the assumption's impact and ratify with the global decision. ACL is noted in stories for context only.</w:t>
       </w:r>
     </w:p>
     <w:p>
@@ -859,7 +873,7 @@
           <w:color w:val="444444"/>
           <w:sz w:val="18"/>
         </w:rPr>
-        <w:t>This domain's complex, cross-cutting problems are tracked once as program spikes in the global breakdown — see 'Phase 0 — Program Spikes' and 'Spike Detail' (the brief, the decision, intended cross-domain steps, and every affected resolver's external deps + current logic) in Federated+Graphql+Stories+-+BreakDown. Nothing from there is repeated here; the stories below just link to it. Follow a story's SPARK-SPIKE-0x id to the global Spike Detail for the target flow + the external services each resolver calls (see 'How to read the spikes &amp; related stories' in the global doc).</w:t>
+        <w:t>This domain's complex, cross-cutting problems are tracked once as program spikes in the global breakdown — see 'Phase 0 — Program Spikes' and 'Spike Detail' (the brief, the decision, intended cross-domain steps, and every affected resolver's external deps + current logic) in Federated+Graphql+Stories+-+BreakDown. Nothing from there is repeated here; the stories below just link to it. Follow a story's SPIKE-0x id to the global Spike Detail for the target flow + the external services each resolver calls (see 'How to read the spikes &amp; related stories' in the global doc).</w:t>
       </w:r>
     </w:p>
     <w:p>
@@ -1737,7 +1751,7 @@
                 <w:color w:val="373737"/>
                 <w:sz w:val="18"/>
               </w:rPr>
-              <w:t>B01 + B02</w:t>
+              <w:t>B-01 + B-02</w:t>
             </w:r>
           </w:p>
         </w:tc>
@@ -1756,7 +1770,7 @@
                 <w:color w:val="373737"/>
                 <w:sz w:val="18"/>
               </w:rPr>
-              <w:t>B01:</w:t>
+              <w:t>B-01:</w:t>
             </w:r>
             <w:r>
               <w:rPr>
@@ -1785,7 +1799,7 @@
                 <w:color w:val="373737"/>
                 <w:sz w:val="18"/>
               </w:rPr>
-              <w:t>B02:</w:t>
+              <w:t>B-02:</w:t>
             </w:r>
             <w:r>
               <w:rPr>
@@ -1832,7 +1846,7 @@
                 <w:color w:val="373737"/>
                 <w:sz w:val="18"/>
               </w:rPr>
-              <w:t>D01 + G01 + G02</w:t>
+              <w:t>D-01 + G-01 + G-02</w:t>
             </w:r>
           </w:p>
         </w:tc>
@@ -1889,7 +1903,7 @@
                 <w:color w:val="373737"/>
                 <w:sz w:val="18"/>
               </w:rPr>
-              <w:t>G03</w:t>
+              <w:t>G-03</w:t>
             </w:r>
           </w:p>
         </w:tc>
@@ -1947,7 +1961,7 @@
                 <w:color w:val="373737"/>
                 <w:sz w:val="18"/>
               </w:rPr>
-              <w:t>F01</w:t>
+              <w:t>F-01</w:t>
             </w:r>
           </w:p>
         </w:tc>
@@ -2156,7 +2170,7 @@
                 <w:color w:val="1F497D"/>
                 <w:sz w:val="17"/>
               </w:rPr>
-              <w:t>SPARK-IMP-B01</w:t>
+              <w:t>IMPRESSION-BE-B-01</w:t>
             </w:r>
           </w:p>
           <w:p>
@@ -2458,7 +2472,7 @@
                 <w:color w:val="1F497D"/>
                 <w:sz w:val="17"/>
               </w:rPr>
-              <w:t>SPARK-IMP-B02</w:t>
+              <w:t>IMPRESSION-BE-B-02</w:t>
             </w:r>
           </w:p>
           <w:p>
@@ -2531,7 +2545,7 @@
                 <w:color w:val="444444"/>
                 <w:sz w:val="17"/>
               </w:rPr>
-              <w:t>B01</w:t>
+              <w:t>B-01</w:t>
             </w:r>
           </w:p>
         </w:tc>
@@ -2672,7 +2686,7 @@
                 <w:color w:val="373737"/>
                 <w:sz w:val="17"/>
               </w:rPr>
-              <w:t xml:space="preserve"> (verified by G02)</w:t>
+              <w:t xml:space="preserve"> (verified by G-02)</w:t>
             </w:r>
           </w:p>
         </w:tc>
@@ -2695,7 +2709,7 @@
           <w:color w:val="444444"/>
           <w:sz w:val="17"/>
         </w:rPr>
-        <w:t xml:space="preserve">SPARK-IMP-B01: </w:t>
+        <w:t xml:space="preserve">IMPRESSION-BE-B-01: </w:t>
       </w:r>
       <w:r>
         <w:rPr>
@@ -3090,7 +3104,7 @@
                 <w:color w:val="1F497D"/>
                 <w:sz w:val="17"/>
               </w:rPr>
-              <w:t>SPARK-IMP-D01</w:t>
+              <w:t>IMPRESSION-BE-D-01</w:t>
             </w:r>
           </w:p>
           <w:p>
@@ -3160,7 +3174,7 @@
                 <w:color w:val="444444"/>
                 <w:sz w:val="17"/>
               </w:rPr>
-              <w:t>B01</w:t>
+              <w:t>B-01</w:t>
             </w:r>
           </w:p>
         </w:tc>
@@ -3471,7 +3485,7 @@
                 <w:color w:val="1F497D"/>
                 <w:sz w:val="17"/>
               </w:rPr>
-              <w:t>SPARK-IMP-F01</w:t>
+              <w:t>IMPRESSION-BE-F-01</w:t>
             </w:r>
           </w:p>
           <w:p>
@@ -3555,7 +3569,7 @@
                 <w:color w:val="444444"/>
                 <w:sz w:val="17"/>
               </w:rPr>
-              <w:t>B01</w:t>
+              <w:t>B-01</w:t>
             </w:r>
           </w:p>
         </w:tc>
@@ -3845,7 +3859,7 @@
                 <w:color w:val="1F497D"/>
                 <w:sz w:val="17"/>
               </w:rPr>
-              <w:t>SPARK-IMP-G01</w:t>
+              <w:t>IMPRESSION-BE-G-01</w:t>
             </w:r>
           </w:p>
           <w:p>
@@ -3915,7 +3929,7 @@
                 <w:color w:val="444444"/>
                 <w:sz w:val="17"/>
               </w:rPr>
-              <w:t>B01</w:t>
+              <w:t>B-01</w:t>
             </w:r>
           </w:p>
         </w:tc>
@@ -4167,7 +4181,7 @@
                 <w:color w:val="1F497D"/>
                 <w:sz w:val="17"/>
               </w:rPr>
-              <w:t>SPARK-IMP-G02</w:t>
+              <w:t>IMPRESSION-BE-G-02</w:t>
             </w:r>
           </w:p>
           <w:p>
@@ -4240,7 +4254,7 @@
                 <w:color w:val="444444"/>
                 <w:sz w:val="17"/>
               </w:rPr>
-              <w:t>B01</w:t>
+              <w:t>B-01</w:t>
             </w:r>
           </w:p>
         </w:tc>
@@ -4407,7 +4421,7 @@
                 <w:color w:val="1F497D"/>
                 <w:sz w:val="17"/>
               </w:rPr>
-              <w:t>SPARK-IMP-G03</w:t>
+              <w:t>IMPRESSION-BE-G-03</w:t>
             </w:r>
           </w:p>
           <w:p>
@@ -4470,7 +4484,7 @@
                 <w:color w:val="444444"/>
                 <w:sz w:val="17"/>
               </w:rPr>
-              <w:t>B01, B02, D01, G02</w:t>
+              <w:t>B-01, B-02, D-01, G-02</w:t>
             </w:r>
           </w:p>
         </w:tc>
